--- a/Relatorio_Sockets.docx
+++ b/Relatorio_Sockets.docx
@@ -4,77 +4,50 @@
   <w:body>
     <w:p>
       <w:pPr>
-        <w:pStyle w:val="Title"/>
-        <w:spacing w:line="312" w:lineRule="auto"/>
         <w:jc w:val="center"/>
       </w:pPr>
       <w:r>
         <w:rPr>
-          <w:rFonts w:ascii="Lexend" w:hAnsi="Lexend"/>
+          <w:rFonts w:ascii="Times New Roman" w:hAnsi="Times New Roman"/>
           <w:b/>
-          <w:i w:val="0"/>
-          <w:color w:val="1C2334"/>
-          <w:sz w:val="64"/>
+          <w:sz w:val="32"/>
         </w:rPr>
         <w:t>Programação em Sockets TCP/IP</w:t>
-      </w:r>
-    </w:p>
-    <w:p>
-      <w:pPr>
-        <w:spacing w:line="300" w:lineRule="auto"/>
-        <w:jc w:val="center"/>
-      </w:pPr>
-      <w:r>
-        <w:rPr>
-          <w:rFonts w:ascii="Inter" w:hAnsi="Inter"/>
-          <w:b w:val="0"/>
-          <w:i/>
-          <w:color w:val="1E5AA0"/>
-          <w:sz w:val="32"/>
-        </w:rPr>
-        <w:t>Implementação, Testes e Análise</w:t>
       </w:r>
     </w:p>
     <w:p/>
     <w:p>
       <w:pPr>
-        <w:spacing w:line="312" w:lineRule="auto"/>
         <w:jc w:val="center"/>
       </w:pPr>
       <w:r>
         <w:rPr>
-          <w:rFonts w:ascii="Inter" w:hAnsi="Inter"/>
-          <w:b w:val="0"/>
-          <w:i w:val="0"/>
-          <w:color w:val="1C2334"/>
-          <w:sz w:val="22"/>
+          <w:rFonts w:ascii="Times New Roman" w:hAnsi="Times New Roman"/>
+          <w:b/>
+          <w:sz w:val="28"/>
         </w:rPr>
-        <w:t>Disciplina: Redes de Computadores 3</w:t>
-        <w:br/>
-      </w:r>
-      <w:r>
-        <w:rPr>
-          <w:rFonts w:ascii="Inter" w:hAnsi="Inter"/>
-          <w:b w:val="0"/>
-          <w:i/>
-          <w:color w:val="1C2334"/>
-          <w:sz w:val="20"/>
-        </w:rPr>
-        <w:t>Data: 23 de April de 2026</w:t>
-        <w:br/>
-      </w:r>
-      <w:r>
-        <w:rPr>
-          <w:rFonts w:ascii="Inter" w:hAnsi="Inter"/>
-          <w:b w:val="0"/>
-          <w:i w:val="0"/>
-          <w:color w:val="787878"/>
-          <w:sz w:val="20"/>
-        </w:rPr>
-        <w:t>Python 3 | Windows 11</w:t>
+        <w:t>UDP, TCP e TCP Concorrente</w:t>
       </w:r>
     </w:p>
     <w:p/>
+    <w:p/>
+    <w:p/>
+    <w:p>
+      <w:pPr>
+        <w:jc w:val="center"/>
+      </w:pPr>
+      <w:r>
+        <w:t>LUIZ FERNANDO BATISTA MOREIRA</w:t>
+        <w:br/>
+        <w:t>Engenharia de Software</w:t>
+        <w:br/>
+        <w:t>Redes de Computadores 3</w:t>
+        <w:br/>
+        <w:t>Prof. Marco Aurelio de Souza Birchal</w:t>
+        <w:br/>
+        <w:t>Maio de 2026</w:t>
+      </w:r>
+    </w:p>
     <w:p>
       <w:r>
         <w:br w:type="page"/>
@@ -82,109 +55,350 @@
     </w:p>
     <w:p>
       <w:pPr>
-        <w:pStyle w:val="Heading1"/>
+        <w:spacing w:before="240" w:after="240" w:line="360" w:lineRule="auto"/>
       </w:pPr>
       <w:r>
         <w:rPr>
-          <w:rFonts w:ascii="Lexend" w:hAnsi="Lexend"/>
+          <w:rFonts w:ascii="Times New Roman" w:hAnsi="Times New Roman"/>
           <w:b/>
-          <w:i w:val="0"/>
-          <w:color w:val="1C2334"/>
-          <w:sz w:val="40"/>
+          <w:sz w:val="28"/>
         </w:rPr>
-        <w:t>Introdução</w:t>
+        <w:t>1. Introdução</w:t>
+      </w:r>
+    </w:p>
+    <w:p>
+      <w:r>
+        <w:t>A comunicação entre processos em redes de computadores é fundamental para o funcionamento de aplicações distribuídas modernas. Para que essa comunicação ocorra de forma eficiente, os sistemas operacionais disponibilizam uma interface de programação conhecida como sockets, que abstrai a complexidade dos protocolos de transporte.</w:t>
+        <w:br/>
+        <w:br/>
+        <w:t>Neste trabalho, implementei três aplicações cliente-servidor utilizando os protocolos UDP (User Datagram Protocol) e TCP (Transmission Control Protocol) em Python. Os programas foram desenvolvidos conforme especificado no slide REDES3_ES_TCP_Sockets_Parte2.pdf, demonstrando as diferenças fundamentais entre comunicação não confiável (UDP) e confiável (TCP), além de explorar a escalabilidade através de processamento concorrente com threads.</w:t>
       </w:r>
     </w:p>
     <w:p>
       <w:pPr>
-        <w:spacing w:line="312" w:lineRule="auto"/>
-        <w:ind w:left="0"/>
+        <w:spacing w:before="240" w:after="240" w:line="360" w:lineRule="auto"/>
       </w:pPr>
       <w:r>
         <w:rPr>
-          <w:rFonts w:ascii="Inter" w:hAnsi="Inter"/>
-          <w:b w:val="0"/>
-          <w:i w:val="0"/>
-          <w:color w:val="1C2334"/>
-          <w:sz w:val="22"/>
+          <w:rFonts w:ascii="Times New Roman" w:hAnsi="Times New Roman"/>
+          <w:b/>
+          <w:sz w:val="28"/>
         </w:rPr>
-        <w:t>Este relatório apresenta a implementação prática de três modelos fundamentais de programação em sockets usando a pilha TCP/IP: UDP (sem conexão), TCP (sequencial) e TCP Concorrente (multithread). Cada modelo é explorado através de código funcional, demonstrações executadas e explicações detalhadas dos mecanismos internos de comunicação em rede.</w:t>
+        <w:t>2. Objetivo</w:t>
       </w:r>
     </w:p>
-    <w:p/>
     <w:p>
-      <w:pPr>
-        <w:pStyle w:val="Heading1"/>
-      </w:pPr>
       <w:r>
-        <w:rPr>
-          <w:rFonts w:ascii="Lexend" w:hAnsi="Lexend"/>
-          <w:b/>
-          <w:i w:val="0"/>
-          <w:color w:val="1C2334"/>
-          <w:sz w:val="40"/>
-        </w:rPr>
-        <w:t>1. UDP – User Datagram Protocol</w:t>
+        <w:t>Implementar e testar três aplicações cliente-servidor utilizando diferentes protocolos de transporte, documentando os códigos, as execuções e explicações detalhadas de cada um dos programas desenvolvidos.</w:t>
+      </w:r>
+    </w:p>
+    <w:p>
+      <w:r>
+        <w:br w:type="page"/>
       </w:r>
     </w:p>
     <w:p>
       <w:pPr>
-        <w:pStyle w:val="Heading2"/>
+        <w:spacing w:before="240" w:after="240" w:line="360" w:lineRule="auto"/>
       </w:pPr>
       <w:r>
         <w:rPr>
-          <w:rFonts w:ascii="Inter" w:hAnsi="Inter"/>
+          <w:rFonts w:ascii="Times New Roman" w:hAnsi="Times New Roman"/>
           <w:b/>
-          <w:i w:val="0"/>
-          <w:color w:val="1E5AA0"/>
-          <w:sz w:val="26"/>
+          <w:sz w:val="28"/>
         </w:rPr>
-        <w:t>Conceitos Fundamentais</w:t>
+        <w:t>3. Diferenças entre UDP e TCP</w:t>
       </w:r>
     </w:p>
     <w:p>
       <w:pPr>
-        <w:spacing w:line="312" w:lineRule="auto"/>
+        <w:spacing w:before="240" w:after="240" w:line="360" w:lineRule="auto"/>
       </w:pPr>
       <w:r>
         <w:rPr>
-          <w:rFonts w:ascii="Inter" w:hAnsi="Inter"/>
-          <w:b w:val="0"/>
-          <w:i w:val="0"/>
-          <w:color w:val="1C2334"/>
-          <w:sz w:val="22"/>
+          <w:rFonts w:ascii="Times New Roman" w:hAnsi="Times New Roman"/>
+          <w:b/>
+          <w:sz w:val="24"/>
         </w:rPr>
-        <w:t>UDP é um protocolo de transporte sem conexão que oferece transferência de dados não confiável entre processos. Diferentemente do TCP, não há estabelecimento de conexão prévio (handshake). O transmissor anexa explicitamente o endereço IP e a porta de destino em cada datagrama. Este modelo é ideal para aplicações de baixa latência que toleram perda ocasional de pacotes, como streaming de vídeo e jogos online.</w:t>
+        <w:t>3.1 UDP - User Datagram Protocol</w:t>
+      </w:r>
+    </w:p>
+    <w:p>
+      <w:r>
+        <w:t>UDP é um protocolo não orientado à conexão que envia datagramas de forma independente, sem estabelecimento prévio de conexão. Cada mensagem é autossuficiente e contém todas as informações necessárias para alcançar seu destino.</w:t>
+        <w:br/>
+        <w:br/>
+        <w:t>Características principais:</w:t>
+        <w:br/>
+        <w:t>• Não há garantia de entrega das mensagens</w:t>
+        <w:br/>
+        <w:t>• Não há ordenação dos pacotes</w:t>
+        <w:br/>
+        <w:t>• Sem controle de fluxo</w:t>
+        <w:br/>
+        <w:t>• Sem controle de congestionamento</w:t>
+        <w:br/>
+        <w:t>• Baixo overhead (cabeçalho pequeno)</w:t>
+        <w:br/>
+        <w:t>• Mais rápido que TCP</w:t>
+        <w:br/>
+        <w:br/>
+        <w:t>Aplicações típicas: streaming de vídeo/áudio, jogos online, DNS, VoIP.</w:t>
       </w:r>
     </w:p>
     <w:p>
       <w:pPr>
-        <w:pStyle w:val="Heading2"/>
+        <w:spacing w:before="240" w:after="240" w:line="360" w:lineRule="auto"/>
       </w:pPr>
       <w:r>
         <w:rPr>
-          <w:rFonts w:ascii="Inter" w:hAnsi="Inter"/>
+          <w:rFonts w:ascii="Times New Roman" w:hAnsi="Times New Roman"/>
           <w:b/>
-          <w:i w:val="0"/>
-          <w:color w:val="1E5AA0"/>
-          <w:sz w:val="26"/>
+          <w:sz w:val="24"/>
         </w:rPr>
-        <w:t>Código do Servidor UDP</w:t>
+        <w:t>3.2 TCP - Transmission Control Protocol</w:t>
+      </w:r>
+    </w:p>
+    <w:p>
+      <w:r>
+        <w:t>TCP é um protocolo orientado à conexão que estabelece um canal confiável de comunicação entre cliente e servidor antes da troca de dados (three-way handshake).</w:t>
+        <w:br/>
+        <w:br/>
+        <w:t>Características principais:</w:t>
+        <w:br/>
+        <w:t>• Entrega garantida com confirmação (ACK)</w:t>
+        <w:br/>
+        <w:t>• Ordenação garantida dos pacotes</w:t>
+        <w:br/>
+        <w:t>• Controle de fluxo</w:t>
+        <w:br/>
+        <w:t>• Controle de congestionamento</w:t>
+        <w:br/>
+        <w:t>• Retransmissão de dados perdidos</w:t>
+        <w:br/>
+        <w:t>• Mais lento que UDP, mas confiável</w:t>
+        <w:br/>
+        <w:br/>
+        <w:t>Aplicações típicas: navegação web (HTTP/HTTPS), e-mail (SMTP, IMAP, POP3), transferência de arquivos (FTP), acesso remoto (SSH).</w:t>
       </w:r>
     </w:p>
     <w:p>
       <w:pPr>
-        <w:spacing w:line="288" w:lineRule="auto"/>
-        <w:ind w:left="576"/>
-        <w:shd w:fill="F5F5F5"/>
+        <w:spacing w:before="240" w:after="240" w:line="360" w:lineRule="auto"/>
       </w:pPr>
       <w:r>
         <w:rPr>
-          <w:rFonts w:ascii="Consolas" w:hAnsi="Consolas"/>
-          <w:b w:val="0"/>
-          <w:i w:val="0"/>
-          <w:color w:val="323232"/>
-          <w:sz w:val="18"/>
+          <w:rFonts w:ascii="Times New Roman" w:hAnsi="Times New Roman"/>
+          <w:b/>
+          <w:sz w:val="24"/>
+        </w:rPr>
+        <w:t>3.3 Comparação UDP x TCP</w:t>
+      </w:r>
+    </w:p>
+    <w:tbl>
+      <w:tblPr>
+        <w:tblStyle w:val="TableGrid"/>
+        <w:tblW w:type="auto" w:w="0"/>
+        <w:tblLook w:firstColumn="1" w:firstRow="1" w:lastColumn="0" w:lastRow="0" w:noHBand="0" w:noVBand="1" w:val="04A0"/>
+      </w:tblPr>
+      <w:tblGrid>
+        <w:gridCol w:w="2880"/>
+        <w:gridCol w:w="2880"/>
+        <w:gridCol w:w="2880"/>
+      </w:tblGrid>
+      <w:tr>
+        <w:tc>
+          <w:tcPr>
+            <w:tcW w:type="dxa" w:w="2880"/>
+          </w:tcPr>
+          <w:p>
+            <w:r>
+              <w:t>Característica</w:t>
+            </w:r>
+          </w:p>
+        </w:tc>
+        <w:tc>
+          <w:tcPr>
+            <w:tcW w:type="dxa" w:w="2880"/>
+          </w:tcPr>
+          <w:p>
+            <w:r>
+              <w:t>UDP</w:t>
+            </w:r>
+          </w:p>
+        </w:tc>
+        <w:tc>
+          <w:tcPr>
+            <w:tcW w:type="dxa" w:w="2880"/>
+          </w:tcPr>
+          <w:p>
+            <w:r>
+              <w:t>TCP</w:t>
+            </w:r>
+          </w:p>
+        </w:tc>
+      </w:tr>
+      <w:tr>
+        <w:tc>
+          <w:tcPr>
+            <w:tcW w:type="dxa" w:w="2880"/>
+          </w:tcPr>
+          <w:p>
+            <w:r>
+              <w:t>Conexão</w:t>
+            </w:r>
+          </w:p>
+        </w:tc>
+        <w:tc>
+          <w:tcPr>
+            <w:tcW w:type="dxa" w:w="2880"/>
+          </w:tcPr>
+          <w:p>
+            <w:r>
+              <w:t>Não orientado</w:t>
+            </w:r>
+          </w:p>
+        </w:tc>
+        <w:tc>
+          <w:tcPr>
+            <w:tcW w:type="dxa" w:w="2880"/>
+          </w:tcPr>
+          <w:p>
+            <w:r>
+              <w:t>Orientado à conexão</w:t>
+            </w:r>
+          </w:p>
+        </w:tc>
+      </w:tr>
+      <w:tr>
+        <w:tc>
+          <w:tcPr>
+            <w:tcW w:type="dxa" w:w="2880"/>
+          </w:tcPr>
+          <w:p>
+            <w:r>
+              <w:t>Confiabilidade</w:t>
+            </w:r>
+          </w:p>
+        </w:tc>
+        <w:tc>
+          <w:tcPr>
+            <w:tcW w:type="dxa" w:w="2880"/>
+          </w:tcPr>
+          <w:p>
+            <w:r>
+              <w:t>Não confiável</w:t>
+            </w:r>
+          </w:p>
+        </w:tc>
+        <w:tc>
+          <w:tcPr>
+            <w:tcW w:type="dxa" w:w="2880"/>
+          </w:tcPr>
+          <w:p>
+            <w:r>
+              <w:t>Confiável</w:t>
+            </w:r>
+          </w:p>
+        </w:tc>
+      </w:tr>
+      <w:tr>
+        <w:tc>
+          <w:tcPr>
+            <w:tcW w:type="dxa" w:w="2880"/>
+          </w:tcPr>
+          <w:p>
+            <w:r>
+              <w:t>Velocidade</w:t>
+            </w:r>
+          </w:p>
+        </w:tc>
+        <w:tc>
+          <w:tcPr>
+            <w:tcW w:type="dxa" w:w="2880"/>
+          </w:tcPr>
+          <w:p>
+            <w:r>
+              <w:t>Mais rápido</w:t>
+            </w:r>
+          </w:p>
+        </w:tc>
+        <w:tc>
+          <w:tcPr>
+            <w:tcW w:type="dxa" w:w="2880"/>
+          </w:tcPr>
+          <w:p>
+            <w:r>
+              <w:t>Mais lento</w:t>
+            </w:r>
+          </w:p>
+        </w:tc>
+      </w:tr>
+    </w:tbl>
+    <w:p>
+      <w:r>
+        <w:br w:type="page"/>
+      </w:r>
+    </w:p>
+    <w:p>
+      <w:pPr>
+        <w:spacing w:before="240" w:after="240" w:line="360" w:lineRule="auto"/>
+      </w:pPr>
+      <w:r>
+        <w:rPr>
+          <w:rFonts w:ascii="Times New Roman" w:hAnsi="Times New Roman"/>
+          <w:b/>
+          <w:sz w:val="28"/>
+        </w:rPr>
+        <w:t>4. UDP - Cliente e Servidor</w:t>
+      </w:r>
+    </w:p>
+    <w:p>
+      <w:pPr>
+        <w:spacing w:before="240" w:after="240" w:line="360" w:lineRule="auto"/>
+      </w:pPr>
+      <w:r>
+        <w:rPr>
+          <w:rFonts w:ascii="Times New Roman" w:hAnsi="Times New Roman"/>
+          <w:b/>
+          <w:sz w:val="24"/>
+        </w:rPr>
+        <w:t>4.1 Código do Servidor (UDPServer.py)</w:t>
+      </w:r>
+    </w:p>
+    <w:p>
+      <w:r>
+        <w:t>"""</w:t>
+      </w:r>
+    </w:p>
+    <w:p>
+      <w:r>
+        <w:t>UDPServer.py</w:t>
+      </w:r>
+    </w:p>
+    <w:p>
+      <w:r>
+        <w:t>Servidor UDP simples que recebe mensagens e as converte em maiúsculas</w:t>
+      </w:r>
+    </w:p>
+    <w:p>
+      <w:r>
+        <w:t>Slide 9</w:t>
+      </w:r>
+    </w:p>
+    <w:p>
+      <w:r>
+        <w:t>"""</w:t>
+      </w:r>
+    </w:p>
+    <w:p>
+      <w:pPr>
+        <w:ind w:left="720"/>
+      </w:pPr>
+      <w:r>
+        <w:rPr>
+          <w:rFonts w:ascii="Courier New" w:hAnsi="Courier New"/>
+          <w:sz w:val="20"/>
         </w:rPr>
         <w:t>from socket import *</w:t>
         <w:br/>
@@ -209,37 +423,55 @@
     </w:p>
     <w:p>
       <w:pPr>
-        <w:pStyle w:val="Heading2"/>
+        <w:spacing w:before="240" w:after="240" w:line="360" w:lineRule="auto"/>
       </w:pPr>
       <w:r>
         <w:rPr>
-          <w:rFonts w:ascii="Inter" w:hAnsi="Inter"/>
+          <w:rFonts w:ascii="Times New Roman" w:hAnsi="Times New Roman"/>
           <w:b/>
-          <w:i w:val="0"/>
-          <w:color w:val="1E5AA0"/>
-          <w:sz w:val="26"/>
+          <w:sz w:val="24"/>
         </w:rPr>
-        <w:t>Código do Cliente UDP</w:t>
+        <w:t>4.2 Código do Cliente (UDPClient.py)</w:t>
+      </w:r>
+    </w:p>
+    <w:p>
+      <w:r>
+        <w:t>"""</w:t>
+      </w:r>
+    </w:p>
+    <w:p>
+      <w:r>
+        <w:t>UDPClient.py</w:t>
+      </w:r>
+    </w:p>
+    <w:p>
+      <w:r>
+        <w:t>Cliente UDP simples que envia uma mensagem e recebe a resposta</w:t>
+      </w:r>
+    </w:p>
+    <w:p>
+      <w:r>
+        <w:t>Slide 8</w:t>
+      </w:r>
+    </w:p>
+    <w:p>
+      <w:r>
+        <w:t>"""</w:t>
       </w:r>
     </w:p>
     <w:p>
       <w:pPr>
-        <w:spacing w:line="288" w:lineRule="auto"/>
-        <w:ind w:left="576"/>
-        <w:shd w:fill="F5F5F5"/>
+        <w:ind w:left="720"/>
       </w:pPr>
       <w:r>
         <w:rPr>
-          <w:rFonts w:ascii="Consolas" w:hAnsi="Consolas"/>
-          <w:b w:val="0"/>
-          <w:i w:val="0"/>
-          <w:color w:val="323232"/>
-          <w:sz w:val="18"/>
+          <w:rFonts w:ascii="Courier New" w:hAnsi="Courier New"/>
+          <w:sz w:val="20"/>
         </w:rPr>
         <w:t>from socket import *</w:t>
         <w:br/>
         <w:br/>
-        <w:t>serverName = '127.0.0.1'</w:t>
+        <w:t>serverName = 'localhost'</w:t>
         <w:br/>
         <w:t>serverPort = 12000</w:t>
         <w:br/>
@@ -258,68 +490,88 @@
     </w:p>
     <w:p>
       <w:pPr>
-        <w:pStyle w:val="Heading2"/>
+        <w:spacing w:before="240" w:after="240" w:line="360" w:lineRule="auto"/>
       </w:pPr>
       <w:r>
         <w:rPr>
-          <w:rFonts w:ascii="Inter" w:hAnsi="Inter"/>
+          <w:rFonts w:ascii="Times New Roman" w:hAnsi="Times New Roman"/>
           <w:b/>
-          <w:i w:val="0"/>
-          <w:color w:val="1E5AA0"/>
-          <w:sz w:val="26"/>
+          <w:sz w:val="24"/>
         </w:rPr>
-        <w:t>Execução e Saída</w:t>
+        <w:t>4.3 Funcionamento</w:t>
+      </w:r>
+    </w:p>
+    <w:p>
+      <w:r>
+        <w:t>O servidor UDP cria um socket e o associa à porta 12000. Em seguida, entra em um loop infinito onde a função recvfrom() aguarda a chegada de datagramas. Quando um cliente envia uma mensagem, o servidor a recebe, decodifica os bytes, converte o texto para maiúsculas e devolve a resposta ao cliente usando sendto().</w:t>
+        <w:br/>
+        <w:br/>
+        <w:t>O cliente cria um socket UDP e envia uma mensagem para o servidor (endereço localhost, porta 12000). Em seguida, aguarda a resposta com recvfrom(), decodifica os bytes recebidos e exibe a mensagem na tela. Ao final, o socket é fechado.</w:t>
+        <w:br/>
+        <w:br/>
+        <w:t>A principal característica do UDP é que não há conexão prévia entre cliente e servidor. Cada datagrama é uma transação independente. O servidor não mantém nenhuma informação sobre o cliente após responder.</w:t>
       </w:r>
     </w:p>
     <w:p>
       <w:pPr>
-        <w:spacing w:line="312" w:lineRule="auto"/>
+        <w:spacing w:before="240" w:after="240" w:line="360" w:lineRule="auto"/>
       </w:pPr>
       <w:r>
         <w:rPr>
-          <w:rFonts w:ascii="Inter" w:hAnsi="Inter"/>
-          <w:b w:val="0"/>
-          <w:i w:val="0"/>
-          <w:color w:val="1C2334"/>
-          <w:sz w:val="22"/>
+          <w:rFonts w:ascii="Times New Roman" w:hAnsi="Times New Roman"/>
+          <w:b/>
+          <w:sz w:val="24"/>
         </w:rPr>
-        <w:t>Captura de tela da execução simultânea do servidor e cliente UDP:</w:t>
+        <w:t>4.4 Execução do Terminal</w:t>
       </w:r>
     </w:p>
     <w:p>
-      <w:r/>
+      <w:r>
+        <w:t>Terminal 1 (Servidor): py UDPServer.py</w:t>
+        <w:br/>
+        <w:t>Terminal 2 (Cliente): py UDPClient.py</w:t>
+        <w:br/>
+        <w:t>Digite uma frase em minúsculas e pressione Enter. O servidor retorna em maiúsculas.</w:t>
+      </w:r>
     </w:p>
+    <w:p/>
     <w:p>
       <w:pPr>
-        <w:pStyle w:val="Heading2"/>
+        <w:jc w:val="center"/>
       </w:pPr>
       <w:r>
-        <w:rPr>
-          <w:rFonts w:ascii="Inter" w:hAnsi="Inter"/>
-          <w:b/>
-          <w:i w:val="0"/>
-          <w:color w:val="1E5AA0"/>
-          <w:sz w:val="26"/>
-        </w:rPr>
-        <w:t>Análise do Funcionamento</w:t>
-      </w:r>
-    </w:p>
-    <w:p>
-      <w:pPr>
-        <w:spacing w:line="312" w:lineRule="auto"/>
-      </w:pPr>
-      <w:r>
-        <w:rPr>
-          <w:rFonts w:ascii="Inter" w:hAnsi="Inter"/>
-          <w:b w:val="0"/>
-          <w:i w:val="0"/>
-          <w:color w:val="1C2334"/>
-          <w:sz w:val="22"/>
-        </w:rPr>
-        <w:t>O servidor UDP cria um socket com AF_INET (IPv4) e SOCK_DGRAM (datagrama), ligando-se à porta 12000. A chamada recvfrom() bloqueia até a chegada de um datagrama, retornando tanto a mensagem quanto o endereço do cliente. O servidor então processa a mensagem (conversão para maiúsculas) e a reenvia usando sendto(), especificando o endereço do cliente obtido no recebimento.</w:t>
-        <w:br/>
-        <w:br/>
-        <w:t>Do lado do cliente, após criar um socket UDP, o programa solicita entrada do usuário, envia para o servidor via sendto() (sem necessidade de connect()), e aguarda a resposta via recvfrom(). A ausência de conexão formal torna UDP simples, mas sem garantias de entrega ou ordem dos dados.</w:t>
+        <w:drawing>
+          <wp:inline xmlns:a="http://schemas.openxmlformats.org/drawingml/2006/main" xmlns:pic="http://schemas.openxmlformats.org/drawingml/2006/picture">
+            <wp:extent cx="5029200" cy="2983957"/>
+            <wp:docPr id="1" name="Picture 1"/>
+            <wp:cNvGraphicFramePr>
+              <a:graphicFrameLocks noChangeAspect="1"/>
+            </wp:cNvGraphicFramePr>
+            <a:graphic>
+              <a:graphicData uri="http://schemas.openxmlformats.org/drawingml/2006/picture">
+                <pic:pic>
+                  <pic:nvPicPr>
+                    <pic:cNvPr id="0" name="UDP.png"/>
+                    <pic:cNvPicPr/>
+                  </pic:nvPicPr>
+                  <pic:blipFill>
+                    <a:blip r:embed="rId9"/>
+                    <a:stretch>
+                      <a:fillRect/>
+                    </a:stretch>
+                  </pic:blipFill>
+                  <pic:spPr>
+                    <a:xfrm>
+                      <a:off x="0" y="0"/>
+                      <a:ext cx="5029200" cy="2983957"/>
+                    </a:xfrm>
+                    <a:prstGeom prst="rect"/>
+                  </pic:spPr>
+                </pic:pic>
+              </a:graphicData>
+            </a:graphic>
+          </wp:inline>
+        </w:drawing>
       </w:r>
     </w:p>
     <w:p>
@@ -329,77 +581,63 @@
     </w:p>
     <w:p>
       <w:pPr>
-        <w:pStyle w:val="Heading1"/>
+        <w:spacing w:before="240" w:after="240" w:line="360" w:lineRule="auto"/>
       </w:pPr>
       <w:r>
         <w:rPr>
-          <w:rFonts w:ascii="Lexend" w:hAnsi="Lexend"/>
+          <w:rFonts w:ascii="Times New Roman" w:hAnsi="Times New Roman"/>
           <w:b/>
-          <w:i w:val="0"/>
-          <w:color w:val="1C2334"/>
-          <w:sz w:val="40"/>
+          <w:sz w:val="28"/>
         </w:rPr>
-        <w:t>2. TCP – Transmission Control Protocol</w:t>
+        <w:t>5. TCP - Cliente e Servidor Sequencial</w:t>
       </w:r>
     </w:p>
     <w:p>
       <w:pPr>
-        <w:pStyle w:val="Heading2"/>
+        <w:spacing w:before="240" w:after="240" w:line="360" w:lineRule="auto"/>
       </w:pPr>
       <w:r>
         <w:rPr>
-          <w:rFonts w:ascii="Inter" w:hAnsi="Inter"/>
+          <w:rFonts w:ascii="Times New Roman" w:hAnsi="Times New Roman"/>
           <w:b/>
-          <w:i w:val="0"/>
-          <w:color w:val="1E5AA0"/>
-          <w:sz w:val="26"/>
+          <w:sz w:val="24"/>
         </w:rPr>
-        <w:t>Conceitos Fundamentais</w:t>
+        <w:t>5.1 Código do Servidor (TCPServer.py)</w:t>
+      </w:r>
+    </w:p>
+    <w:p>
+      <w:r>
+        <w:t>"""</w:t>
+      </w:r>
+    </w:p>
+    <w:p>
+      <w:r>
+        <w:t>TCPServer.py</w:t>
+      </w:r>
+    </w:p>
+    <w:p>
+      <w:r>
+        <w:t>Servidor TCP sequencial que aceita uma conexão, recebe mensagem e converte para maiúsculas</w:t>
+      </w:r>
+    </w:p>
+    <w:p>
+      <w:r>
+        <w:t>Slide 15</w:t>
+      </w:r>
+    </w:p>
+    <w:p>
+      <w:r>
+        <w:t>"""</w:t>
       </w:r>
     </w:p>
     <w:p>
       <w:pPr>
-        <w:spacing w:line="312" w:lineRule="auto"/>
+        <w:ind w:left="720"/>
       </w:pPr>
       <w:r>
         <w:rPr>
-          <w:rFonts w:ascii="Inter" w:hAnsi="Inter"/>
-          <w:b w:val="0"/>
-          <w:i w:val="0"/>
-          <w:color w:val="1C2334"/>
-          <w:sz w:val="22"/>
-        </w:rPr>
-        <w:t>TCP é um protocolo orientado a conexão que garante entrega confiável, em ordem e sem duplicação de dados. Antes da troca de dados, cliente e servidor executam um handshake de três vias. O servidor mantém um "welcoming socket" que aguarda conexões e cria um "connection socket" exclusivo para cada cliente. Neste exemplo, o servidor é iterativo (sequencial), processando um cliente por vez. Os dados fluem como um stream contínuo e confiável.</w:t>
-      </w:r>
-    </w:p>
-    <w:p>
-      <w:pPr>
-        <w:pStyle w:val="Heading2"/>
-      </w:pPr>
-      <w:r>
-        <w:rPr>
-          <w:rFonts w:ascii="Inter" w:hAnsi="Inter"/>
-          <w:b/>
-          <w:i w:val="0"/>
-          <w:color w:val="1E5AA0"/>
-          <w:sz w:val="26"/>
-        </w:rPr>
-        <w:t>Código do Servidor TCP</w:t>
-      </w:r>
-    </w:p>
-    <w:p>
-      <w:pPr>
-        <w:spacing w:line="288" w:lineRule="auto"/>
-        <w:ind w:left="576"/>
-        <w:shd w:fill="F5F5F5"/>
-      </w:pPr>
-      <w:r>
-        <w:rPr>
-          <w:rFonts w:ascii="Consolas" w:hAnsi="Consolas"/>
-          <w:b w:val="0"/>
-          <w:i w:val="0"/>
-          <w:color w:val="323232"/>
-          <w:sz w:val="18"/>
+          <w:rFonts w:ascii="Courier New" w:hAnsi="Courier New"/>
+          <w:sz w:val="20"/>
         </w:rPr>
         <w:t>from socket import *</w:t>
         <w:br/>
@@ -430,37 +668,55 @@
     </w:p>
     <w:p>
       <w:pPr>
-        <w:pStyle w:val="Heading2"/>
+        <w:spacing w:before="240" w:after="240" w:line="360" w:lineRule="auto"/>
       </w:pPr>
       <w:r>
         <w:rPr>
-          <w:rFonts w:ascii="Inter" w:hAnsi="Inter"/>
+          <w:rFonts w:ascii="Times New Roman" w:hAnsi="Times New Roman"/>
           <w:b/>
-          <w:i w:val="0"/>
-          <w:color w:val="1E5AA0"/>
-          <w:sz w:val="26"/>
+          <w:sz w:val="24"/>
         </w:rPr>
-        <w:t>Código do Cliente TCP</w:t>
+        <w:t>5.2 Código do Cliente (TCPClient.py)</w:t>
+      </w:r>
+    </w:p>
+    <w:p>
+      <w:r>
+        <w:t>"""</w:t>
+      </w:r>
+    </w:p>
+    <w:p>
+      <w:r>
+        <w:t>TCPClient.py</w:t>
+      </w:r>
+    </w:p>
+    <w:p>
+      <w:r>
+        <w:t>Cliente TCP que se conecta ao servidor e envia uma mensagem</w:t>
+      </w:r>
+    </w:p>
+    <w:p>
+      <w:r>
+        <w:t>Slide 14</w:t>
+      </w:r>
+    </w:p>
+    <w:p>
+      <w:r>
+        <w:t>"""</w:t>
       </w:r>
     </w:p>
     <w:p>
       <w:pPr>
-        <w:spacing w:line="288" w:lineRule="auto"/>
-        <w:ind w:left="576"/>
-        <w:shd w:fill="F5F5F5"/>
+        <w:ind w:left="720"/>
       </w:pPr>
       <w:r>
         <w:rPr>
-          <w:rFonts w:ascii="Consolas" w:hAnsi="Consolas"/>
-          <w:b w:val="0"/>
-          <w:i w:val="0"/>
-          <w:color w:val="323232"/>
-          <w:sz w:val="18"/>
+          <w:rFonts w:ascii="Courier New" w:hAnsi="Courier New"/>
+          <w:sz w:val="20"/>
         </w:rPr>
         <w:t>from socket import *</w:t>
         <w:br/>
         <w:br/>
-        <w:t>serverName = '127.0.0.1'</w:t>
+        <w:t>serverName = 'localhost'</w:t>
         <w:br/>
         <w:t>serverPort = 12000</w:t>
         <w:br/>
@@ -481,68 +737,88 @@
     </w:p>
     <w:p>
       <w:pPr>
-        <w:pStyle w:val="Heading2"/>
+        <w:spacing w:before="240" w:after="240" w:line="360" w:lineRule="auto"/>
       </w:pPr>
       <w:r>
         <w:rPr>
-          <w:rFonts w:ascii="Inter" w:hAnsi="Inter"/>
+          <w:rFonts w:ascii="Times New Roman" w:hAnsi="Times New Roman"/>
           <w:b/>
-          <w:i w:val="0"/>
-          <w:color w:val="1E5AA0"/>
-          <w:sz w:val="26"/>
+          <w:sz w:val="24"/>
         </w:rPr>
-        <w:t>Execução e Saída</w:t>
+        <w:t>5.3 Funcionamento</w:t>
+      </w:r>
+    </w:p>
+    <w:p>
+      <w:r>
+        <w:t>O servidor TCP cria um socket e o associa à porta 12000. A função listen() coloca o servidor em modo de espera por conexões. Quando um cliente se conecta, a função accept() aceita a conexão e cria um novo socket específico para aquele cliente. O servidor então recebe a mensagem, converte para maiúsculas, envia de volta e fecha a conexão.</w:t>
+        <w:br/>
+        <w:br/>
+        <w:t>O cliente cria um socket TCP e, diferentemente do UDP, precisa estabelecer uma conexão com o servidor usando a função connect(). Após a conexão, envia a mensagem, aguarda a resposta, exibe na tela e fecha o socket.</w:t>
+        <w:br/>
+        <w:br/>
+        <w:t>A diferença fundamental do TCP é o estabelecimento de conexão prévio (three-way handshake) que garante confiabilidade e ordenação dos dados. Porém, o servidor TCP atende um cliente por vez. Enquanto uma conexão está ativa, o servidor fica bloqueado em recv(), sendo incapaz de aceitar novas conexões.</w:t>
       </w:r>
     </w:p>
     <w:p>
       <w:pPr>
-        <w:spacing w:line="312" w:lineRule="auto"/>
+        <w:spacing w:before="240" w:after="240" w:line="360" w:lineRule="auto"/>
       </w:pPr>
       <w:r>
         <w:rPr>
-          <w:rFonts w:ascii="Inter" w:hAnsi="Inter"/>
-          <w:b w:val="0"/>
-          <w:i w:val="0"/>
-          <w:color w:val="1C2334"/>
-          <w:sz w:val="22"/>
+          <w:rFonts w:ascii="Times New Roman" w:hAnsi="Times New Roman"/>
+          <w:b/>
+          <w:sz w:val="24"/>
         </w:rPr>
-        <w:t>Captura de tela da execução simultânea do servidor e cliente TCP:</w:t>
+        <w:t>5.4 Execução do Terminal</w:t>
       </w:r>
     </w:p>
     <w:p>
-      <w:r/>
+      <w:r>
+        <w:t>Terminal 1 (Servidor): py TCPServer.py</w:t>
+        <w:br/>
+        <w:t>Terminal 2 (Cliente): py TCPClient.py</w:t>
+        <w:br/>
+        <w:t>Digite uma frase em minúsculas e pressione Enter. O servidor retorna em maiúsculas.</w:t>
+      </w:r>
     </w:p>
+    <w:p/>
     <w:p>
       <w:pPr>
-        <w:pStyle w:val="Heading2"/>
+        <w:jc w:val="center"/>
       </w:pPr>
       <w:r>
-        <w:rPr>
-          <w:rFonts w:ascii="Inter" w:hAnsi="Inter"/>
-          <w:b/>
-          <w:i w:val="0"/>
-          <w:color w:val="1E5AA0"/>
-          <w:sz w:val="26"/>
-        </w:rPr>
-        <w:t>Análise do Funcionamento</w:t>
-      </w:r>
-    </w:p>
-    <w:p>
-      <w:pPr>
-        <w:spacing w:line="312" w:lineRule="auto"/>
-      </w:pPr>
-      <w:r>
-        <w:rPr>
-          <w:rFonts w:ascii="Inter" w:hAnsi="Inter"/>
-          <w:b w:val="0"/>
-          <w:i w:val="0"/>
-          <w:color w:val="1C2334"/>
-          <w:sz w:val="22"/>
-        </w:rPr>
-        <w:t>O servidor TCP cria um socket com SOCK_STREAM, liga-se à porta 12000 e entra em modo de escuta via listen(). A chamada accept() bloqueia até um cliente conectar, retornando um novo "connection socket" exclusivo e o endereço do cliente. O cliente estabelece conexão via connect(), realizando internamente o handshake TCP de três vias. Após conectado, pode enviar dados sem especificar o destino—a conexão já está aberta.</w:t>
-        <w:br/>
-        <w:br/>
-        <w:t>Uma diferença crítica em relação ao UDP: o TCP garante ordem, confiabilidade e sem duplicação. Porém, este servidor é sequencial: enquanto atende um cliente, outros ficam bloqueados no accept().</w:t>
+        <w:drawing>
+          <wp:inline xmlns:a="http://schemas.openxmlformats.org/drawingml/2006/main" xmlns:pic="http://schemas.openxmlformats.org/drawingml/2006/picture">
+            <wp:extent cx="5029200" cy="2983957"/>
+            <wp:docPr id="2" name="Picture 2"/>
+            <wp:cNvGraphicFramePr>
+              <a:graphicFrameLocks noChangeAspect="1"/>
+            </wp:cNvGraphicFramePr>
+            <a:graphic>
+              <a:graphicData uri="http://schemas.openxmlformats.org/drawingml/2006/picture">
+                <pic:pic>
+                  <pic:nvPicPr>
+                    <pic:cNvPr id="0" name="TCP.png"/>
+                    <pic:cNvPicPr/>
+                  </pic:nvPicPr>
+                  <pic:blipFill>
+                    <a:blip r:embed="rId10"/>
+                    <a:stretch>
+                      <a:fillRect/>
+                    </a:stretch>
+                  </pic:blipFill>
+                  <pic:spPr>
+                    <a:xfrm>
+                      <a:off x="0" y="0"/>
+                      <a:ext cx="5029200" cy="2983957"/>
+                    </a:xfrm>
+                    <a:prstGeom prst="rect"/>
+                  </pic:spPr>
+                </pic:pic>
+              </a:graphicData>
+            </a:graphic>
+          </wp:inline>
+        </w:drawing>
       </w:r>
     </w:p>
     <w:p>
@@ -552,77 +828,63 @@
     </w:p>
     <w:p>
       <w:pPr>
-        <w:pStyle w:val="Heading1"/>
+        <w:spacing w:before="240" w:after="240" w:line="360" w:lineRule="auto"/>
       </w:pPr>
       <w:r>
         <w:rPr>
-          <w:rFonts w:ascii="Lexend" w:hAnsi="Lexend"/>
+          <w:rFonts w:ascii="Times New Roman" w:hAnsi="Times New Roman"/>
           <w:b/>
-          <w:i w:val="0"/>
-          <w:color w:val="1C2334"/>
-          <w:sz w:val="40"/>
+          <w:sz w:val="28"/>
         </w:rPr>
-        <w:t>3. TCP Concorrente – Multithread</w:t>
+        <w:t>6. TCP - Servidor Concorrente</w:t>
       </w:r>
     </w:p>
     <w:p>
       <w:pPr>
-        <w:pStyle w:val="Heading2"/>
+        <w:spacing w:before="240" w:after="240" w:line="360" w:lineRule="auto"/>
       </w:pPr>
       <w:r>
         <w:rPr>
-          <w:rFonts w:ascii="Inter" w:hAnsi="Inter"/>
+          <w:rFonts w:ascii="Times New Roman" w:hAnsi="Times New Roman"/>
           <w:b/>
-          <w:i w:val="0"/>
-          <w:color w:val="1E5AA0"/>
-          <w:sz w:val="26"/>
+          <w:sz w:val="24"/>
         </w:rPr>
-        <w:t>Conceitos Fundamentais</w:t>
+        <w:t>6.1 Código do Servidor (TCPConcurrentServer.py)</w:t>
+      </w:r>
+    </w:p>
+    <w:p>
+      <w:r>
+        <w:t>"""</w:t>
+      </w:r>
+    </w:p>
+    <w:p>
+      <w:r>
+        <w:t>TCPConcurrentServer.py</w:t>
+      </w:r>
+    </w:p>
+    <w:p>
+      <w:r>
+        <w:t>Servidor TCP concorrente que aceita múltiplos clientes usando threads</w:t>
+      </w:r>
+    </w:p>
+    <w:p>
+      <w:r>
+        <w:t>Slide 23</w:t>
+      </w:r>
+    </w:p>
+    <w:p>
+      <w:r>
+        <w:t>"""</w:t>
       </w:r>
     </w:p>
     <w:p>
       <w:pPr>
-        <w:spacing w:line="312" w:lineRule="auto"/>
+        <w:ind w:left="720"/>
       </w:pPr>
       <w:r>
         <w:rPr>
-          <w:rFonts w:ascii="Inter" w:hAnsi="Inter"/>
-          <w:b w:val="0"/>
-          <w:i w:val="0"/>
-          <w:color w:val="1C2334"/>
-          <w:sz w:val="22"/>
-        </w:rPr>
-        <w:t>Um servidor TCP sequencial bloqueia ao atender um cliente, impedindo o atendimento simultâneo de outros. Para resolver isso, servidores concorrentes criam uma nova thread para cada cliente conectado. A thread principal permanece no accept() aguardando novas conexões, enquanto threads filhas tratam a comunicação com seus respectivos clientes de forma independente. Esse modelo permite atender centenas ou milhares de clientes simultaneamente—o padrão usado em servidores web e aplicações modernas.</w:t>
-      </w:r>
-    </w:p>
-    <w:p>
-      <w:pPr>
-        <w:pStyle w:val="Heading2"/>
-      </w:pPr>
-      <w:r>
-        <w:rPr>
-          <w:rFonts w:ascii="Inter" w:hAnsi="Inter"/>
-          <w:b/>
-          <w:i w:val="0"/>
-          <w:color w:val="1E5AA0"/>
-          <w:sz w:val="26"/>
-        </w:rPr>
-        <w:t>Código do Servidor TCP Concorrente</w:t>
-      </w:r>
-    </w:p>
-    <w:p>
-      <w:pPr>
-        <w:spacing w:line="264" w:lineRule="auto"/>
-        <w:ind w:left="576"/>
-        <w:shd w:fill="F5F5F5"/>
-      </w:pPr>
-      <w:r>
-        <w:rPr>
-          <w:rFonts w:ascii="Consolas" w:hAnsi="Consolas"/>
-          <w:b w:val="0"/>
-          <w:i w:val="0"/>
-          <w:color w:val="323232"/>
-          <w:sz w:val="17"/>
+          <w:rFonts w:ascii="Courier New" w:hAnsi="Courier New"/>
+          <w:sz w:val="18"/>
         </w:rPr>
         <w:t>import socket</w:t>
         <w:br/>
@@ -650,6 +912,8 @@
         <w:br/>
         <w:t xml:space="preserve">        print('Mensagem.:', msg.decode())</w:t>
         <w:br/>
+        <w:t xml:space="preserve">        con.send(msg.upper())</w:t>
+        <w:br/>
         <w:t xml:space="preserve">    print('\nFinalizando conexao do cliente', cliente)</w:t>
         <w:br/>
         <w:t xml:space="preserve">    con.close()</w:t>
@@ -674,37 +938,55 @@
         <w:br/>
         <w:t xml:space="preserve">    print('\nNova thread iniciada para essa conexao')</w:t>
         <w:br/>
-        <w:t xml:space="preserve">    _thread.start_new_thread(conectado, tuple([con, cliente]))</w:t>
+        <w:t xml:space="preserve">    _thread.start_new_thread(conectado, (con, cliente))</w:t>
       </w:r>
     </w:p>
     <w:p>
       <w:pPr>
-        <w:pStyle w:val="Heading2"/>
+        <w:spacing w:before="240" w:after="240" w:line="360" w:lineRule="auto"/>
       </w:pPr>
       <w:r>
         <w:rPr>
-          <w:rFonts w:ascii="Inter" w:hAnsi="Inter"/>
+          <w:rFonts w:ascii="Times New Roman" w:hAnsi="Times New Roman"/>
           <w:b/>
-          <w:i w:val="0"/>
-          <w:color w:val="1E5AA0"/>
-          <w:sz w:val="26"/>
+          <w:sz w:val="24"/>
         </w:rPr>
-        <w:t>Código do Cliente TCP Concorrente</w:t>
+        <w:t>6.2 Código do Cliente (TCPConcurrentClient.py)</w:t>
+      </w:r>
+    </w:p>
+    <w:p>
+      <w:r>
+        <w:t>"""</w:t>
+      </w:r>
+    </w:p>
+    <w:p>
+      <w:r>
+        <w:t>TCPConcurrentClient.py</w:t>
+      </w:r>
+    </w:p>
+    <w:p>
+      <w:r>
+        <w:t>Cliente TCP para testar o servidor concorrente</w:t>
+      </w:r>
+    </w:p>
+    <w:p>
+      <w:r>
+        <w:t>Slide 26</w:t>
+      </w:r>
+    </w:p>
+    <w:p>
+      <w:r>
+        <w:t>"""</w:t>
       </w:r>
     </w:p>
     <w:p>
       <w:pPr>
-        <w:spacing w:line="288" w:lineRule="auto"/>
-        <w:ind w:left="576"/>
-        <w:shd w:fill="F5F5F5"/>
+        <w:ind w:left="720"/>
       </w:pPr>
       <w:r>
         <w:rPr>
-          <w:rFonts w:ascii="Consolas" w:hAnsi="Consolas"/>
-          <w:b w:val="0"/>
-          <w:i w:val="0"/>
-          <w:color w:val="323232"/>
-          <w:sz w:val="18"/>
+          <w:rFonts w:ascii="Courier New" w:hAnsi="Courier New"/>
+          <w:sz w:val="20"/>
         </w:rPr>
         <w:t>import socket</w:t>
         <w:br/>
@@ -746,68 +1028,171 @@
     </w:p>
     <w:p>
       <w:pPr>
-        <w:pStyle w:val="Heading2"/>
+        <w:spacing w:before="240" w:after="240" w:line="360" w:lineRule="auto"/>
       </w:pPr>
       <w:r>
         <w:rPr>
-          <w:rFonts w:ascii="Inter" w:hAnsi="Inter"/>
+          <w:rFonts w:ascii="Times New Roman" w:hAnsi="Times New Roman"/>
           <w:b/>
-          <w:i w:val="0"/>
-          <w:color w:val="1E5AA0"/>
-          <w:sz w:val="26"/>
+          <w:sz w:val="24"/>
         </w:rPr>
-        <w:t>Execução e Saída</w:t>
+        <w:t>6.3 Funcionamento</w:t>
+      </w:r>
+    </w:p>
+    <w:p>
+      <w:r>
+        <w:t>O servidor TCP concorrente cria um socket e o associa à porta 50000. Quando um cliente se conecta, uma nova thread é criada através de _thread.start_new_thread(). A thread principal fica apenas aceitando novas conexões.</w:t>
+        <w:br/>
+        <w:br/>
+        <w:t>Cada thread criada executa a função conectado(), que é responsável por receber e responder às mensagens daquele cliente específico. Enquanto isso, a thread principal volta a aguardar o próximo cliente.</w:t>
+        <w:br/>
+        <w:br/>
+        <w:t>A principal vantagem desta abordagem é que múltiplos clientes podem conversar com o servidor simultaneamente, sem que um precise esperar o outro terminar. Cada cliente possui sua própria thread e sua própria execução dentro da função conectado().</w:t>
       </w:r>
     </w:p>
     <w:p>
       <w:pPr>
-        <w:spacing w:line="312" w:lineRule="auto"/>
+        <w:spacing w:before="240" w:after="240" w:line="360" w:lineRule="auto"/>
       </w:pPr>
       <w:r>
         <w:rPr>
-          <w:rFonts w:ascii="Inter" w:hAnsi="Inter"/>
-          <w:b w:val="0"/>
-          <w:i w:val="0"/>
-          <w:color w:val="1C2334"/>
-          <w:sz w:val="22"/>
+          <w:rFonts w:ascii="Times New Roman" w:hAnsi="Times New Roman"/>
+          <w:b/>
+          <w:sz w:val="24"/>
         </w:rPr>
-        <w:t>Captura de tela do servidor TCP concorrente com cliente conectado:</w:t>
+        <w:t>6.4 Execução do Terminal</w:t>
       </w:r>
     </w:p>
     <w:p>
-      <w:r/>
+      <w:r>
+        <w:t>Terminal 1 (Servidor): py TCPConcurrentServer.py</w:t>
+        <w:br/>
+        <w:t>Terminal 2 (Cliente 1): py TCPConcurrentClient.py</w:t>
+        <w:br/>
+        <w:t>Terminal 3 (Cliente 2): py TCPConcurrentClient.py</w:t>
+        <w:br/>
+        <w:br/>
+        <w:t>Digite mensagens em cada cliente e pressione Enter. O servidor processa ambos os clientes simultaneamente. Para sair, pressione CTRL+X em cada cliente.</w:t>
+      </w:r>
     </w:p>
+    <w:p/>
     <w:p>
       <w:pPr>
-        <w:pStyle w:val="Heading2"/>
+        <w:jc w:val="center"/>
       </w:pPr>
       <w:r>
-        <w:rPr>
-          <w:rFonts w:ascii="Inter" w:hAnsi="Inter"/>
-          <w:b/>
-          <w:i w:val="0"/>
-          <w:color w:val="1E5AA0"/>
-          <w:sz w:val="26"/>
-        </w:rPr>
-        <w:t>Análise do Funcionamento</w:t>
+        <w:drawing>
+          <wp:inline xmlns:a="http://schemas.openxmlformats.org/drawingml/2006/main" xmlns:pic="http://schemas.openxmlformats.org/drawingml/2006/picture">
+            <wp:extent cx="5029200" cy="2981335"/>
+            <wp:docPr id="3" name="Picture 3"/>
+            <wp:cNvGraphicFramePr>
+              <a:graphicFrameLocks noChangeAspect="1"/>
+            </wp:cNvGraphicFramePr>
+            <a:graphic>
+              <a:graphicData uri="http://schemas.openxmlformats.org/drawingml/2006/picture">
+                <pic:pic>
+                  <pic:nvPicPr>
+                    <pic:cNvPr id="0" name="TCP Concorrente.png"/>
+                    <pic:cNvPicPr/>
+                  </pic:nvPicPr>
+                  <pic:blipFill>
+                    <a:blip r:embed="rId11"/>
+                    <a:stretch>
+                      <a:fillRect/>
+                    </a:stretch>
+                  </pic:blipFill>
+                  <pic:spPr>
+                    <a:xfrm>
+                      <a:off x="0" y="0"/>
+                      <a:ext cx="5029200" cy="2981335"/>
+                    </a:xfrm>
+                    <a:prstGeom prst="rect"/>
+                  </pic:spPr>
+                </pic:pic>
+              </a:graphicData>
+            </a:graphic>
+          </wp:inline>
+        </w:drawing>
       </w:r>
     </w:p>
+    <w:p/>
     <w:p>
       <w:pPr>
-        <w:spacing w:line="312" w:lineRule="auto"/>
+        <w:jc w:val="center"/>
       </w:pPr>
       <w:r>
-        <w:rPr>
-          <w:rFonts w:ascii="Inter" w:hAnsi="Inter"/>
-          <w:b w:val="0"/>
-          <w:i w:val="0"/>
-          <w:color w:val="1C2334"/>
-          <w:sz w:val="22"/>
-        </w:rPr>
-        <w:t>O servidor importa _thread para criar threads. A thread principal fica em loop no accept(), aguardando novas conexões na porta 50000. Quando um cliente conecta, accept() retorna um novo socket de conexão e o endereço do cliente. Imediatamente, uma nova thread é criada executando a função conectado(), passando aquele socket e endereço como argumentos.</w:t>
-        <w:br/>
-        <w:br/>
-        <w:t>A thread filha entra em seu próprio loop recebendo mensagens do cliente via recv(). Se recv() retorna dados vazios, significa desconexão, então a thread encerra. Enquanto isso, a thread principal retorna ao accept() para o próximo cliente. Dessa forma, múltiplos clientes podem estar conectados e sendo atendidos simultaneamente, sem que um bloqueie o outro—o modelo padrão de servidores web modernos.</w:t>
+        <w:drawing>
+          <wp:inline xmlns:a="http://schemas.openxmlformats.org/drawingml/2006/main" xmlns:pic="http://schemas.openxmlformats.org/drawingml/2006/picture">
+            <wp:extent cx="5029200" cy="2997068"/>
+            <wp:docPr id="4" name="Picture 4"/>
+            <wp:cNvGraphicFramePr>
+              <a:graphicFrameLocks noChangeAspect="1"/>
+            </wp:cNvGraphicFramePr>
+            <a:graphic>
+              <a:graphicData uri="http://schemas.openxmlformats.org/drawingml/2006/picture">
+                <pic:pic>
+                  <pic:nvPicPr>
+                    <pic:cNvPr id="0" name="TCP CLIENTES.png"/>
+                    <pic:cNvPicPr/>
+                  </pic:nvPicPr>
+                  <pic:blipFill>
+                    <a:blip r:embed="rId12"/>
+                    <a:stretch>
+                      <a:fillRect/>
+                    </a:stretch>
+                  </pic:blipFill>
+                  <pic:spPr>
+                    <a:xfrm>
+                      <a:off x="0" y="0"/>
+                      <a:ext cx="5029200" cy="2997068"/>
+                    </a:xfrm>
+                    <a:prstGeom prst="rect"/>
+                  </pic:spPr>
+                </pic:pic>
+              </a:graphicData>
+            </a:graphic>
+          </wp:inline>
+        </w:drawing>
+      </w:r>
+    </w:p>
+    <w:p/>
+    <w:p>
+      <w:pPr>
+        <w:jc w:val="center"/>
+      </w:pPr>
+      <w:r>
+        <w:drawing>
+          <wp:inline xmlns:a="http://schemas.openxmlformats.org/drawingml/2006/main" xmlns:pic="http://schemas.openxmlformats.org/drawingml/2006/picture">
+            <wp:extent cx="5029200" cy="2981335"/>
+            <wp:docPr id="5" name="Picture 5"/>
+            <wp:cNvGraphicFramePr>
+              <a:graphicFrameLocks noChangeAspect="1"/>
+            </wp:cNvGraphicFramePr>
+            <a:graphic>
+              <a:graphicData uri="http://schemas.openxmlformats.org/drawingml/2006/picture">
+                <pic:pic>
+                  <pic:nvPicPr>
+                    <pic:cNvPr id="0" name="TCP SERVER MENSAGENS.png"/>
+                    <pic:cNvPicPr/>
+                  </pic:nvPicPr>
+                  <pic:blipFill>
+                    <a:blip r:embed="rId13"/>
+                    <a:stretch>
+                      <a:fillRect/>
+                    </a:stretch>
+                  </pic:blipFill>
+                  <pic:spPr>
+                    <a:xfrm>
+                      <a:off x="0" y="0"/>
+                      <a:ext cx="5029200" cy="2981335"/>
+                    </a:xfrm>
+                    <a:prstGeom prst="rect"/>
+                  </pic:spPr>
+                </pic:pic>
+              </a:graphicData>
+            </a:graphic>
+          </wp:inline>
+        </w:drawing>
       </w:r>
     </w:p>
     <w:p>
@@ -817,728 +1202,58 @@
     </w:p>
     <w:p>
       <w:pPr>
-        <w:pStyle w:val="Heading1"/>
+        <w:spacing w:before="240" w:after="240" w:line="360" w:lineRule="auto"/>
       </w:pPr>
       <w:r>
         <w:rPr>
-          <w:rFonts w:ascii="Lexend" w:hAnsi="Lexend"/>
+          <w:rFonts w:ascii="Times New Roman" w:hAnsi="Times New Roman"/>
           <w:b/>
-          <w:i w:val="0"/>
-          <w:color w:val="1C2334"/>
-          <w:sz w:val="40"/>
+          <w:sz w:val="28"/>
         </w:rPr>
-        <w:t>Comparativo: UDP vs TCP vs TCP Concorrente</w:t>
+        <w:t>7. Conclusão</w:t>
       </w:r>
     </w:p>
-    <w:tbl>
-      <w:tblPr>
-        <w:tblStyle w:val="LightGrid-Accent1"/>
-        <w:tblW w:type="auto" w:w="0"/>
-        <w:tblLook w:firstColumn="1" w:firstRow="1" w:lastColumn="0" w:lastRow="0" w:noHBand="0" w:noVBand="1" w:val="04A0"/>
-      </w:tblPr>
-      <w:tblGrid>
-        <w:gridCol w:w="1980"/>
-        <w:gridCol w:w="1980"/>
-        <w:gridCol w:w="1980"/>
-        <w:gridCol w:w="1980"/>
-      </w:tblGrid>
-      <w:tr>
-        <w:tc>
-          <w:tcPr>
-            <w:tcW w:type="dxa" w:w="1980"/>
-          </w:tcPr>
-          <w:p>
-            <w:pPr>
-              <w:jc w:val="center"/>
-            </w:pPr>
-            <w:r>
-              <w:rPr>
-                <w:rFonts w:ascii="Inter" w:hAnsi="Inter"/>
-                <w:b/>
-                <w:i w:val="0"/>
-                <w:color w:val="FFFFFF"/>
-                <w:sz w:val="20"/>
-              </w:rPr>
-              <w:t>Característica</w:t>
-            </w:r>
-          </w:p>
-        </w:tc>
-        <w:tc>
-          <w:tcPr>
-            <w:tcW w:type="dxa" w:w="1980"/>
-          </w:tcPr>
-          <w:p>
-            <w:pPr>
-              <w:jc w:val="center"/>
-            </w:pPr>
-            <w:r>
-              <w:rPr>
-                <w:rFonts w:ascii="Inter" w:hAnsi="Inter"/>
-                <w:b/>
-                <w:i w:val="0"/>
-                <w:color w:val="FFFFFF"/>
-                <w:sz w:val="20"/>
-              </w:rPr>
-              <w:t>UDP</w:t>
-            </w:r>
-          </w:p>
-        </w:tc>
-        <w:tc>
-          <w:tcPr>
-            <w:tcW w:type="dxa" w:w="1980"/>
-          </w:tcPr>
-          <w:p>
-            <w:pPr>
-              <w:jc w:val="center"/>
-            </w:pPr>
-            <w:r>
-              <w:rPr>
-                <w:rFonts w:ascii="Inter" w:hAnsi="Inter"/>
-                <w:b/>
-                <w:i w:val="0"/>
-                <w:color w:val="FFFFFF"/>
-                <w:sz w:val="20"/>
-              </w:rPr>
-              <w:t>TCP (Sequencial)</w:t>
-            </w:r>
-          </w:p>
-        </w:tc>
-        <w:tc>
-          <w:tcPr>
-            <w:tcW w:type="dxa" w:w="1980"/>
-          </w:tcPr>
-          <w:p>
-            <w:pPr>
-              <w:jc w:val="center"/>
-            </w:pPr>
-            <w:r>
-              <w:rPr>
-                <w:rFonts w:ascii="Inter" w:hAnsi="Inter"/>
-                <w:b/>
-                <w:i w:val="0"/>
-                <w:color w:val="FFFFFF"/>
-                <w:sz w:val="20"/>
-              </w:rPr>
-              <w:t>TCP Concorrente</w:t>
-            </w:r>
-          </w:p>
-        </w:tc>
-      </w:tr>
-      <w:tr>
-        <w:tc>
-          <w:tcPr>
-            <w:tcW w:type="dxa" w:w="1980"/>
-          </w:tcPr>
-          <w:p>
-            <w:pPr>
-              <w:spacing w:line="288" w:lineRule="auto"/>
-            </w:pPr>
-            <w:r>
-              <w:rPr>
-                <w:rFonts w:ascii="Inter" w:hAnsi="Inter"/>
-                <w:b w:val="0"/>
-                <w:i w:val="0"/>
-                <w:color w:val="1C2334"/>
-                <w:sz w:val="20"/>
-              </w:rPr>
-              <w:t>Tipo de Protocolo</w:t>
-            </w:r>
-          </w:p>
-        </w:tc>
-        <w:tc>
-          <w:tcPr>
-            <w:tcW w:type="dxa" w:w="1980"/>
-          </w:tcPr>
-          <w:p>
-            <w:pPr>
-              <w:spacing w:line="288" w:lineRule="auto"/>
-            </w:pPr>
-            <w:r>
-              <w:rPr>
-                <w:rFonts w:ascii="Inter" w:hAnsi="Inter"/>
-                <w:b w:val="0"/>
-                <w:i w:val="0"/>
-                <w:color w:val="1C2334"/>
-                <w:sz w:val="20"/>
-              </w:rPr>
-              <w:t>Sem conexão</w:t>
-            </w:r>
-          </w:p>
-        </w:tc>
-        <w:tc>
-          <w:tcPr>
-            <w:tcW w:type="dxa" w:w="1980"/>
-          </w:tcPr>
-          <w:p>
-            <w:pPr>
-              <w:spacing w:line="288" w:lineRule="auto"/>
-            </w:pPr>
-            <w:r>
-              <w:rPr>
-                <w:rFonts w:ascii="Inter" w:hAnsi="Inter"/>
-                <w:b w:val="0"/>
-                <w:i w:val="0"/>
-                <w:color w:val="1C2334"/>
-                <w:sz w:val="20"/>
-              </w:rPr>
-              <w:t>Orientado a conexão</w:t>
-            </w:r>
-          </w:p>
-        </w:tc>
-        <w:tc>
-          <w:tcPr>
-            <w:tcW w:type="dxa" w:w="1980"/>
-          </w:tcPr>
-          <w:p>
-            <w:pPr>
-              <w:spacing w:line="288" w:lineRule="auto"/>
-            </w:pPr>
-            <w:r>
-              <w:rPr>
-                <w:rFonts w:ascii="Inter" w:hAnsi="Inter"/>
-                <w:b w:val="0"/>
-                <w:i w:val="0"/>
-                <w:color w:val="1C2334"/>
-                <w:sz w:val="20"/>
-              </w:rPr>
-              <w:t>Orientado a conexão</w:t>
-            </w:r>
-          </w:p>
-        </w:tc>
-      </w:tr>
-      <w:tr>
-        <w:tc>
-          <w:tcPr>
-            <w:tcW w:type="dxa" w:w="1980"/>
-          </w:tcPr>
-          <w:p>
-            <w:pPr>
-              <w:spacing w:line="288" w:lineRule="auto"/>
-            </w:pPr>
-            <w:r>
-              <w:rPr>
-                <w:rFonts w:ascii="Inter" w:hAnsi="Inter"/>
-                <w:b w:val="0"/>
-                <w:i w:val="0"/>
-                <w:color w:val="1C2334"/>
-                <w:sz w:val="20"/>
-              </w:rPr>
-              <w:t>Confiabilidade</w:t>
-            </w:r>
-          </w:p>
-        </w:tc>
-        <w:tc>
-          <w:tcPr>
-            <w:tcW w:type="dxa" w:w="1980"/>
-          </w:tcPr>
-          <w:p>
-            <w:pPr>
-              <w:spacing w:line="288" w:lineRule="auto"/>
-            </w:pPr>
-            <w:r>
-              <w:rPr>
-                <w:rFonts w:ascii="Inter" w:hAnsi="Inter"/>
-                <w:b w:val="0"/>
-                <w:i w:val="0"/>
-                <w:color w:val="1C2334"/>
-                <w:sz w:val="20"/>
-              </w:rPr>
-              <w:t>Não garantida</w:t>
-            </w:r>
-          </w:p>
-        </w:tc>
-        <w:tc>
-          <w:tcPr>
-            <w:tcW w:type="dxa" w:w="1980"/>
-          </w:tcPr>
-          <w:p>
-            <w:pPr>
-              <w:spacing w:line="288" w:lineRule="auto"/>
-            </w:pPr>
-            <w:r>
-              <w:rPr>
-                <w:rFonts w:ascii="Inter" w:hAnsi="Inter"/>
-                <w:b w:val="0"/>
-                <w:i w:val="0"/>
-                <w:color w:val="1C2334"/>
-                <w:sz w:val="20"/>
-              </w:rPr>
-              <w:t>Garantida</w:t>
-            </w:r>
-          </w:p>
-        </w:tc>
-        <w:tc>
-          <w:tcPr>
-            <w:tcW w:type="dxa" w:w="1980"/>
-          </w:tcPr>
-          <w:p>
-            <w:pPr>
-              <w:spacing w:line="288" w:lineRule="auto"/>
-            </w:pPr>
-            <w:r>
-              <w:rPr>
-                <w:rFonts w:ascii="Inter" w:hAnsi="Inter"/>
-                <w:b w:val="0"/>
-                <w:i w:val="0"/>
-                <w:color w:val="1C2334"/>
-                <w:sz w:val="20"/>
-              </w:rPr>
-              <w:t>Garantida</w:t>
-            </w:r>
-          </w:p>
-        </w:tc>
-      </w:tr>
-      <w:tr>
-        <w:tc>
-          <w:tcPr>
-            <w:tcW w:type="dxa" w:w="1980"/>
-          </w:tcPr>
-          <w:p>
-            <w:pPr>
-              <w:spacing w:line="288" w:lineRule="auto"/>
-            </w:pPr>
-            <w:r>
-              <w:rPr>
-                <w:rFonts w:ascii="Inter" w:hAnsi="Inter"/>
-                <w:b w:val="0"/>
-                <w:i w:val="0"/>
-                <w:color w:val="1C2334"/>
-                <w:sz w:val="20"/>
-              </w:rPr>
-              <w:t>Handshake</w:t>
-            </w:r>
-          </w:p>
-        </w:tc>
-        <w:tc>
-          <w:tcPr>
-            <w:tcW w:type="dxa" w:w="1980"/>
-          </w:tcPr>
-          <w:p>
-            <w:pPr>
-              <w:spacing w:line="288" w:lineRule="auto"/>
-            </w:pPr>
-            <w:r>
-              <w:rPr>
-                <w:rFonts w:ascii="Inter" w:hAnsi="Inter"/>
-                <w:b w:val="0"/>
-                <w:i w:val="0"/>
-                <w:color w:val="1C2334"/>
-                <w:sz w:val="20"/>
-              </w:rPr>
-              <w:t>Não</w:t>
-            </w:r>
-          </w:p>
-        </w:tc>
-        <w:tc>
-          <w:tcPr>
-            <w:tcW w:type="dxa" w:w="1980"/>
-          </w:tcPr>
-          <w:p>
-            <w:pPr>
-              <w:spacing w:line="288" w:lineRule="auto"/>
-            </w:pPr>
-            <w:r>
-              <w:rPr>
-                <w:rFonts w:ascii="Inter" w:hAnsi="Inter"/>
-                <w:b w:val="0"/>
-                <w:i w:val="0"/>
-                <w:color w:val="1C2334"/>
-                <w:sz w:val="20"/>
-              </w:rPr>
-              <w:t>Sim (3 vias)</w:t>
-            </w:r>
-          </w:p>
-        </w:tc>
-        <w:tc>
-          <w:tcPr>
-            <w:tcW w:type="dxa" w:w="1980"/>
-          </w:tcPr>
-          <w:p>
-            <w:pPr>
-              <w:spacing w:line="288" w:lineRule="auto"/>
-            </w:pPr>
-            <w:r>
-              <w:rPr>
-                <w:rFonts w:ascii="Inter" w:hAnsi="Inter"/>
-                <w:b w:val="0"/>
-                <w:i w:val="0"/>
-                <w:color w:val="1C2334"/>
-                <w:sz w:val="20"/>
-              </w:rPr>
-              <w:t>Sim (3 vias)</w:t>
-            </w:r>
-          </w:p>
-        </w:tc>
-      </w:tr>
-      <w:tr>
-        <w:tc>
-          <w:tcPr>
-            <w:tcW w:type="dxa" w:w="1980"/>
-          </w:tcPr>
-          <w:p>
-            <w:pPr>
-              <w:spacing w:line="288" w:lineRule="auto"/>
-            </w:pPr>
-            <w:r>
-              <w:rPr>
-                <w:rFonts w:ascii="Inter" w:hAnsi="Inter"/>
-                <w:b w:val="0"/>
-                <w:i w:val="0"/>
-                <w:color w:val="1C2334"/>
-                <w:sz w:val="20"/>
-              </w:rPr>
-              <w:t>Múltiplos Clientes</w:t>
-            </w:r>
-          </w:p>
-        </w:tc>
-        <w:tc>
-          <w:tcPr>
-            <w:tcW w:type="dxa" w:w="1980"/>
-          </w:tcPr>
-          <w:p>
-            <w:pPr>
-              <w:spacing w:line="288" w:lineRule="auto"/>
-            </w:pPr>
-            <w:r>
-              <w:rPr>
-                <w:rFonts w:ascii="Inter" w:hAnsi="Inter"/>
-                <w:b w:val="0"/>
-                <w:i w:val="0"/>
-                <w:color w:val="1C2334"/>
-                <w:sz w:val="20"/>
-              </w:rPr>
-              <w:t>Sim (sem estado)</w:t>
-            </w:r>
-          </w:p>
-        </w:tc>
-        <w:tc>
-          <w:tcPr>
-            <w:tcW w:type="dxa" w:w="1980"/>
-          </w:tcPr>
-          <w:p>
-            <w:pPr>
-              <w:spacing w:line="288" w:lineRule="auto"/>
-            </w:pPr>
-            <w:r>
-              <w:rPr>
-                <w:rFonts w:ascii="Inter" w:hAnsi="Inter"/>
-                <w:b w:val="0"/>
-                <w:i w:val="0"/>
-                <w:color w:val="1C2334"/>
-                <w:sz w:val="20"/>
-              </w:rPr>
-              <w:t>Não (um por vez)</w:t>
-            </w:r>
-          </w:p>
-        </w:tc>
-        <w:tc>
-          <w:tcPr>
-            <w:tcW w:type="dxa" w:w="1980"/>
-          </w:tcPr>
-          <w:p>
-            <w:pPr>
-              <w:spacing w:line="288" w:lineRule="auto"/>
-            </w:pPr>
-            <w:r>
-              <w:rPr>
-                <w:rFonts w:ascii="Inter" w:hAnsi="Inter"/>
-                <w:b w:val="0"/>
-                <w:i w:val="0"/>
-                <w:color w:val="1C2334"/>
-                <w:sz w:val="20"/>
-              </w:rPr>
-              <w:t>Sim (via threads)</w:t>
-            </w:r>
-          </w:p>
-        </w:tc>
-      </w:tr>
-      <w:tr>
-        <w:tc>
-          <w:tcPr>
-            <w:tcW w:type="dxa" w:w="1980"/>
-          </w:tcPr>
-          <w:p>
-            <w:pPr>
-              <w:spacing w:line="288" w:lineRule="auto"/>
-            </w:pPr>
-            <w:r>
-              <w:rPr>
-                <w:rFonts w:ascii="Inter" w:hAnsi="Inter"/>
-                <w:b w:val="0"/>
-                <w:i w:val="0"/>
-                <w:color w:val="1C2334"/>
-                <w:sz w:val="20"/>
-              </w:rPr>
-              <w:t>Complexidade</w:t>
-            </w:r>
-          </w:p>
-        </w:tc>
-        <w:tc>
-          <w:tcPr>
-            <w:tcW w:type="dxa" w:w="1980"/>
-          </w:tcPr>
-          <w:p>
-            <w:pPr>
-              <w:spacing w:line="288" w:lineRule="auto"/>
-            </w:pPr>
-            <w:r>
-              <w:rPr>
-                <w:rFonts w:ascii="Inter" w:hAnsi="Inter"/>
-                <w:b w:val="0"/>
-                <w:i w:val="0"/>
-                <w:color w:val="1C2334"/>
-                <w:sz w:val="20"/>
-              </w:rPr>
-              <w:t>Baixa</w:t>
-            </w:r>
-          </w:p>
-        </w:tc>
-        <w:tc>
-          <w:tcPr>
-            <w:tcW w:type="dxa" w:w="1980"/>
-          </w:tcPr>
-          <w:p>
-            <w:pPr>
-              <w:spacing w:line="288" w:lineRule="auto"/>
-            </w:pPr>
-            <w:r>
-              <w:rPr>
-                <w:rFonts w:ascii="Inter" w:hAnsi="Inter"/>
-                <w:b w:val="0"/>
-                <w:i w:val="0"/>
-                <w:color w:val="1C2334"/>
-                <w:sz w:val="20"/>
-              </w:rPr>
-              <w:t>Baixa</w:t>
-            </w:r>
-          </w:p>
-        </w:tc>
-        <w:tc>
-          <w:tcPr>
-            <w:tcW w:type="dxa" w:w="1980"/>
-          </w:tcPr>
-          <w:p>
-            <w:pPr>
-              <w:spacing w:line="288" w:lineRule="auto"/>
-            </w:pPr>
-            <w:r>
-              <w:rPr>
-                <w:rFonts w:ascii="Inter" w:hAnsi="Inter"/>
-                <w:b w:val="0"/>
-                <w:i w:val="0"/>
-                <w:color w:val="1C2334"/>
-                <w:sz w:val="20"/>
-              </w:rPr>
-              <w:t>Média</w:t>
-            </w:r>
-          </w:p>
-        </w:tc>
-      </w:tr>
-      <w:tr>
-        <w:tc>
-          <w:tcPr>
-            <w:tcW w:type="dxa" w:w="1980"/>
-          </w:tcPr>
-          <w:p>
-            <w:pPr>
-              <w:spacing w:line="288" w:lineRule="auto"/>
-            </w:pPr>
-            <w:r>
-              <w:rPr>
-                <w:rFonts w:ascii="Inter" w:hAnsi="Inter"/>
-                <w:b w:val="0"/>
-                <w:i w:val="0"/>
-                <w:color w:val="1C2334"/>
-                <w:sz w:val="20"/>
-              </w:rPr>
-              <w:t>Porta Padrão</w:t>
-            </w:r>
-          </w:p>
-        </w:tc>
-        <w:tc>
-          <w:tcPr>
-            <w:tcW w:type="dxa" w:w="1980"/>
-          </w:tcPr>
-          <w:p>
-            <w:pPr>
-              <w:spacing w:line="288" w:lineRule="auto"/>
-            </w:pPr>
-            <w:r>
-              <w:rPr>
-                <w:rFonts w:ascii="Inter" w:hAnsi="Inter"/>
-                <w:b w:val="0"/>
-                <w:i w:val="0"/>
-                <w:color w:val="1C2334"/>
-                <w:sz w:val="20"/>
-              </w:rPr>
-              <w:t>12000</w:t>
-            </w:r>
-          </w:p>
-        </w:tc>
-        <w:tc>
-          <w:tcPr>
-            <w:tcW w:type="dxa" w:w="1980"/>
-          </w:tcPr>
-          <w:p>
-            <w:pPr>
-              <w:spacing w:line="288" w:lineRule="auto"/>
-            </w:pPr>
-            <w:r>
-              <w:rPr>
-                <w:rFonts w:ascii="Inter" w:hAnsi="Inter"/>
-                <w:b w:val="0"/>
-                <w:i w:val="0"/>
-                <w:color w:val="1C2334"/>
-                <w:sz w:val="20"/>
-              </w:rPr>
-              <w:t>12000</w:t>
-            </w:r>
-          </w:p>
-        </w:tc>
-        <w:tc>
-          <w:tcPr>
-            <w:tcW w:type="dxa" w:w="1980"/>
-          </w:tcPr>
-          <w:p>
-            <w:pPr>
-              <w:spacing w:line="288" w:lineRule="auto"/>
-            </w:pPr>
-            <w:r>
-              <w:rPr>
-                <w:rFonts w:ascii="Inter" w:hAnsi="Inter"/>
-                <w:b w:val="0"/>
-                <w:i w:val="0"/>
-                <w:color w:val="1C2334"/>
-                <w:sz w:val="20"/>
-              </w:rPr>
-              <w:t>50000</w:t>
-            </w:r>
-          </w:p>
-        </w:tc>
-      </w:tr>
-      <w:tr>
-        <w:tc>
-          <w:tcPr>
-            <w:tcW w:type="dxa" w:w="1980"/>
-          </w:tcPr>
-          <w:p>
-            <w:pPr>
-              <w:spacing w:line="288" w:lineRule="auto"/>
-            </w:pPr>
-            <w:r>
-              <w:rPr>
-                <w:rFonts w:ascii="Inter" w:hAnsi="Inter"/>
-                <w:b w:val="0"/>
-                <w:i w:val="0"/>
-                <w:color w:val="1C2334"/>
-                <w:sz w:val="20"/>
-              </w:rPr>
-              <w:t>Caso de Uso</w:t>
-            </w:r>
-          </w:p>
-        </w:tc>
-        <w:tc>
-          <w:tcPr>
-            <w:tcW w:type="dxa" w:w="1980"/>
-          </w:tcPr>
-          <w:p>
-            <w:pPr>
-              <w:spacing w:line="288" w:lineRule="auto"/>
-            </w:pPr>
-            <w:r>
-              <w:rPr>
-                <w:rFonts w:ascii="Inter" w:hAnsi="Inter"/>
-                <w:b w:val="0"/>
-                <w:i w:val="0"/>
-                <w:color w:val="1C2334"/>
-                <w:sz w:val="20"/>
-              </w:rPr>
-              <w:t>Streaming, DNS</w:t>
-            </w:r>
-          </w:p>
-        </w:tc>
-        <w:tc>
-          <w:tcPr>
-            <w:tcW w:type="dxa" w:w="1980"/>
-          </w:tcPr>
-          <w:p>
-            <w:pPr>
-              <w:spacing w:line="288" w:lineRule="auto"/>
-            </w:pPr>
-            <w:r>
-              <w:rPr>
-                <w:rFonts w:ascii="Inter" w:hAnsi="Inter"/>
-                <w:b w:val="0"/>
-                <w:i w:val="0"/>
-                <w:color w:val="1C2334"/>
-                <w:sz w:val="20"/>
-              </w:rPr>
-              <w:t>Navegação, Email</w:t>
-            </w:r>
-          </w:p>
-        </w:tc>
-        <w:tc>
-          <w:tcPr>
-            <w:tcW w:type="dxa" w:w="1980"/>
-          </w:tcPr>
-          <w:p>
-            <w:pPr>
-              <w:spacing w:line="288" w:lineRule="auto"/>
-            </w:pPr>
-            <w:r>
-              <w:rPr>
-                <w:rFonts w:ascii="Inter" w:hAnsi="Inter"/>
-                <w:b w:val="0"/>
-                <w:i w:val="0"/>
-                <w:color w:val="1C2334"/>
-                <w:sz w:val="20"/>
-              </w:rPr>
-              <w:t>Servidores web, Chat</w:t>
-            </w:r>
-          </w:p>
-        </w:tc>
-      </w:tr>
-    </w:tbl>
-    <w:p/>
     <w:p>
-      <w:pPr>
-        <w:pStyle w:val="Heading1"/>
-      </w:pPr>
       <w:r>
-        <w:rPr>
-          <w:rFonts w:ascii="Lexend" w:hAnsi="Lexend"/>
-          <w:b/>
-          <w:i w:val="0"/>
-          <w:color w:val="1C2334"/>
-          <w:sz w:val="40"/>
-        </w:rPr>
-        <w:t>Conclusão</w:t>
+        <w:t>A implementação e execução dos seis programas desenvolvidos neste trabalho permitiram compreender na prática as principais diferenças entre os protocolos UDP e TCP.</w:t>
+        <w:br/>
+        <w:br/>
+        <w:t>O protocolo UDP mostrou-se mais rápido por não estabelecer conexão antes do envio dos dados, porém não oferece garantia de entrega das mensagens, sendo indicado para aplicações como streaming de vídeo e jogos online.</w:t>
+        <w:br/>
+        <w:br/>
+        <w:t>Já o TCP demonstrou ser confiável, pois estabelece uma conexão através do handshake antes da troca de dados e garante que todas as mensagens cheguem em ordem. Porém, sua versão simples atende apenas um cliente por vez.</w:t>
+        <w:br/>
+        <w:br/>
+        <w:t>Essa limitação foi resolvida com o servidor TCP concorrente, que utiliza threads para atender múltiplos clientes simultaneamente, assim como ocorre em servidores reais da internet.</w:t>
+        <w:br/>
+        <w:br/>
+        <w:t>Todos os códigos foram testados com sucesso e o endereço do servidor foi alterado para localhost (127.0.0.1), conforme recomendado para execução local. Os programas funcionam conforme especificado no slide REDES3_ES_TCP_Sockets_Parte2.pdf.</w:t>
       </w:r>
     </w:p>
     <w:p>
       <w:pPr>
-        <w:spacing w:line="312" w:lineRule="auto"/>
+        <w:spacing w:before="240" w:after="240" w:line="360" w:lineRule="auto"/>
       </w:pPr>
       <w:r>
         <w:rPr>
-          <w:rFonts w:ascii="Inter" w:hAnsi="Inter"/>
-          <w:b w:val="0"/>
-          <w:i w:val="0"/>
-          <w:color w:val="1C2334"/>
-          <w:sz w:val="22"/>
+          <w:rFonts w:ascii="Times New Roman" w:hAnsi="Times New Roman"/>
+          <w:b/>
+          <w:sz w:val="28"/>
         </w:rPr>
-        <w:t>Este relatório explorou três paradigmas de programação em sockets, cada um com seus trade-offs:</w:t>
+        <w:t>8. Referências</w:t>
+      </w:r>
+    </w:p>
+    <w:p>
+      <w:r>
+        <w:t>REDES3_ES_TCP_Sockets_Parte2.pdf. Disciplina de Redes de Computadores 3.</w:t>
         <w:br/>
         <w:br/>
-        <w:t>UDP oferece simplicidade e baixa latência, ideal para cenários onde perda ocasional é tolerada. TCP fornece confiabilidade e ordem, mas o modelo sequencial limita escalabilidade. TCP Concorrente combina as vantagens do TCP com a capacidade de atender múltiplos clientes simultaneamente via threads—o padrão adotado por praticamente todos os servidores modernos.</w:t>
-        <w:br/>
-        <w:br/>
-        <w:t>Todos os exemplos foram testados localmente (127.0.0.1) em ambiente Windows e Python 3, funcionando conforme esperado. A compreensão destes três modelos é fundamental para qualquer desenvolvedor que trabalhe com aplicações de rede, desde servidores web até aplicações embarcadas.</w:t>
+        <w:t>Python Socket Documentation. Disponível em: https://docs.python.org/3/library/socket.html</w:t>
       </w:r>
     </w:p>
     <w:sectPr>
       <w:pgSz w:w="12240" w:h="15840"/>
-      <w:pgMar w:top="1440" w:right="2160" w:bottom="1440" w:left="2160" w:header="720" w:footer="720" w:gutter="0"/>
+      <w:pgMar w:top="1440" w:right="1800" w:bottom="1440" w:left="1800" w:header="720" w:footer="720" w:gutter="0"/>
       <w:cols w:space="720"/>
       <w:docGrid w:linePitch="360"/>
     </w:sectPr>
@@ -1909,6 +1624,13 @@
     <w:name w:val="Normal"/>
     <w:qFormat/>
     <w:rsid w:val="00FC693F"/>
+    <w:pPr>
+      <w:spacing w:after="120" w:line="276" w:lineRule="auto"/>
+    </w:pPr>
+    <w:rPr>
+      <w:rFonts w:ascii="Times New Roman" w:hAnsi="Times New Roman"/>
+      <w:sz w:val="24"/>
+    </w:rPr>
   </w:style>
   <w:style w:type="paragraph" w:styleId="Header">
     <w:name w:val="header"/>
